--- a/example_articles/countries/Belgium/2.countries_Belgium_New_York_Times.docx
+++ b/example_articles/countries/Belgium/2.countries_Belgium_New_York_Times.docx
@@ -27,17 +27,17 @@
     </w:p>
     <w:p>
       <w:r>
-        <w:t>Source File: NYT/54.DOCX</w:t>
+        <w:t>Source file: NYT/54.DOCX</w:t>
       </w:r>
     </w:p>
     <w:p>
       <w:r>
-        <w:t>Raw locations result: ['Belgium']</w:t>
+        <w:t>Raw locations result, 'locations': ['Belgium']</w:t>
       </w:r>
     </w:p>
     <w:p>
       <w:r>
-        <w:t>countries_stand_flat (Standardized): Belgium</w:t>
+        <w:t>Standardized locations result, 'countries_stand_flat': Belgium</w:t>
       </w:r>
     </w:p>
     <w:p>

--- a/example_articles/countries/Belgium/2.countries_Belgium_New_York_Times.docx
+++ b/example_articles/countries/Belgium/2.countries_Belgium_New_York_Times.docx
@@ -7,7 +7,7 @@
         <w:pStyle w:val="Heading1"/>
       </w:pPr>
       <w:r>
-        <w:t>The Oz of the Middle East - Correction Appended</w:t>
+        <w:t>Raf</w:t>
       </w:r>
     </w:p>
     <w:p>
@@ -17,12 +17,12 @@
     </w:p>
     <w:p>
       <w:r>
-        <w:t>Date: 2005-05-08</w:t>
+        <w:t>Date: 2005-09-18</w:t>
       </w:r>
     </w:p>
     <w:p>
       <w:r>
-        <w:t>Section: Section 5; Column 1; Travel Desk; Pg. 1</w:t>
+        <w:t>Section: Section 6; 'T'; Column 1; T: Men's Fashion Magazine; Pg. 190</w:t>
       </w:r>
     </w:p>
     <w:p>
@@ -49,164 +49,57 @@
     </w:p>
     <w:p>
       <w:r>
-        <w:t xml:space="preserve">DOWN gleaming silvery escalators they glided, eyes afire and credit cards in easy reach. As a warm Tuesday night hung languidly over the Persian Gulf, a multicultural pageant of shoppers, diners and drinkers fanned out into the majestic, wintry-cool shopping mall beneath the Middle East's tallest building, the 1,163-foot Emirates Office Tower in Dubai. </w:t>
+        <w:t>The damp, persistent chill had ended, and by noon in Westende, a community of high-rise apartment buildings on the coast of Belgium, the temperature had risen to 65 degrees. At cafe tables along the boardwalk, middle-aged women opened the tops of their blouses, while down on the beach, pinkish bodies, plumped by their Lycra casings, lay between the canvas windbreaks.</w:t>
         <w:br/>
-        <w:t xml:space="preserve"> Indian matrons in colorful saris and Middle Eastern women in black veils strolled through the pristine, white marble corridors, pausing to consider the worthiness of Gucci totes, Bottega Veneta shoes and Cartier diamonds. White-robed Middle Eastern businessmen, fat gold watches glittering from the edges of their sleeves, talked into green-glowing cellphones. Three Arab men in baggy jeans, looking like cast members from an Al Jazeera version of ''The O.C.,'' chatted warmly with three young European-looking women in spangly tops. Just behind them, boisterous British expatriates in business suits tried to push into the fray of Ladies' Night at an overpacked bar called Scarlett's.</w:t>
+        <w:t xml:space="preserve"> Raf Simons leaned against the rail of his balcony. He had made the 90-minute drive from Antwerp, where he lives most of the year, in part to satisfy my curiosity to see his place at the beach. When I first spoke to him, by telephone, more than a year ago, he had described the place as ''crappy.'' I don't know why, but I liked him immediately. Westende was all he said it was. The Germans in World War II built bunkers there, and you can still see their ghastly windows in the dunes, but for the most part, the history of Westende is the history of the past 20 years: concrete pedestrian plazas with shops and restaurants where you can have a beer and eat shrimp croquettes while listening to Europop.</w:t>
         <w:br/>
-        <w:t xml:space="preserve">  Outside, night-shift taxis and BMW's streamed down crowded highways, cruising near the soaring, sail-shaped Burj Al Arab, which bills itself as the world's highest hotel -- snaking around the rising foundation for the world's tallest building (the Burj Dubai, which at more than 2,300 feet, will surpass the current pretender, the 1,667-foot Taipei 101, when it opens in 2008), and skirting the construction sites for two competing retail projects, each of which insists it will be the largest shopping mall in the world. </w:t>
+        <w:t xml:space="preserve">  Simons's apartment is on the top floor of a 1970's building. It has a small living room and kitchenette, with two bedrooms and a bath on the second floor. There is a wood stove, a section of a black sectional sofa and one wall papered in a blue-cloud pattern, left over from the previous owner. Simons dragged the sectional piece out to the terrace and then opened a bag of Doritos and the liter of Diet Coke that he had brought with him in a plastic shopping sack. Later we went down to the boardwalk. It was crowded with young families and old people who, from the look of their clothes, were middle-class Belgians. At the end of the boardwalk we came to the dunes. ''Will you be all right in those shoes?'' Simons asked. I took off my sandals, and we crossed the dunes until we were on the flat, hard beach. The shimmer on the North Sea had turned to a pale mauve, and the air was sweet and sticky with the approach of evening. I looked back at the boardwalk. It was physically ugly, but there was something moving in all that collective effort to reach the sea -- to be able to raise your glass of beer. We climbed the last of the breakers that jutted into the water and returned to the apartment, where Simons gathered up his plastic bag. Then we got into his Volvo wagon and headed toward Antwerp, past the German bunkers and the tram lines, until the brown coast turned into the familiar deep green of Belgium in the late spring.</w:t>
         <w:br/>
-        <w:t xml:space="preserve"> From out there, the illuminated Emirates Office Tower, rising silently over the throbbing music at Scarlett's, and its nearly identical neighbor, the slightly shorter Emirates Hotel Tower, looked like flaming arrows shooting toward the stars.</w:t>
+        <w:t xml:space="preserve"> Simons is probably the most influential men's-wear designer of the last decade. ''He did everything before anyone else, and everybody has copied him,'' Marie-Amelie Sauve, the stylist for Balenciaga, said. Although Simons is virtually unknown outside the small world of European men's fashion (he shows in Paris), his effect on the way young men dress cannot be overstated. Only with training, genius, intoxicating amounts of culture and possibly a discreet drug habit have a handful of designers been able to change the shape of clothes. Simons, without any of these advantages, has done it three times. The first time was in the mid-1990's, at the beginning of his career, when he came out with suits that were cut unusually small in the shoulders. The skinny black suit was not a new idea; it had been in existence since the late 50's, pleasing playboys and punks until Helmut Lang picked it up. But by putting his suits on sapling-thin Belgian boys who were not agency models, Simons introduced the idea that a young man's physical size was not at variance with his sense of isolation, a feeling that would have been ordinary to anyone who had grown up in Antwerp -- or Rotterdam or Manchester -- in isolated apartment towers built since the war, and who had spent a lot of time listening to bands like Joy Division and Kraftwerk, whose 22-minute song, ''Autobahn,'' managed to convey the monotony of riding on the German superhighway. If Gucci's caftans and Jean Paul Gaultier's cowboy chaps didn't represent the same emotional trip to this generation, Simons's minimalist suits did. They became the dominant silhouette of the late 90's. I once asked him what made him think of that shape. As usual, he had a straightforward explanation. ''It was just because we were so small,'' he said.</w:t>
         <w:br/>
-        <w:t xml:space="preserve"> Bigger, taller, grander, richer, only. Dubai, one of the seven city-states of the United Arab Emirates, has already undergone an extreme makeover, in less than a decade, that would awe the most ambitious builder. And as it continues trying to write its own chapter in the record books, travelers from all over the globe are coming to luxuriate in otherworldly thread counts and truffle-loaded restaurants at the five-star hotels; romp in the surf at fine white beaches (bikinis allowed); dance to tunes spun by international D.J.'s in myriad nightclubs; and fill shopping bags, unhindered by sales taxes, at dozens of malls and the gold souk, the largest gold market in the world.</w:t>
+        <w:t xml:space="preserve"> The second time was in 2001, with two collections that played host to the layered, hooded, sinister image of the urban guerrilla. Although these shows were later seen as eerily anticipating the reality of 9/11, and were meant, according to Peter De Potter, a writer who collaborates with Simons, to express more mundane concerns like a fear of globalization, their chief effect was to start the trend for oversize layers. The third time was last January, when Simons brought out wide, high-waisted trousers with Eisenhower jackets. He felt that the basic element of men's design, proportion, had become secondary to postmodern abstractions. ''I was so fed up with how all these people were tweaking the silhouette,'' he said. ''Very few were working on shape. It was all about two pleats, then three, then six. And in the end you get 250,000 pleats. And embroidery. I thought, No, we have to strip it off.'' Simons also looked at the influence of skateboarding as early as 1996 in a charming video presentation called ''16, 17, How to Talk to Your Teen,'' and at more pessimistic currents, like Gabba, a working-class youth culture confined to the Netherlands that led him, in 2000, to produce ''Isolated Heroes,'' a book of portraits with the photographer David Sims. Whereas most designers build their collections around a theme -- say, Capri in the 60's -- Simons has built his entire career around the ideas and attitudes of a generation of men. His 22 shows and video presentations, and his photographic and curatorial projects, like ''The Fourth Sex,'' a 2003 exhibition in Florence, are a catalog of youth's extremes, seen through the single window of Antwerp and told in a quiet voice that lets us know, This is how it actually is.</w:t>
         <w:br/>
-        <w:t xml:space="preserve"> ''Dubai will shock anyone who isn't from Las Vegas, Nev.,'' said Ole Bech-Petersen, 35, a Danish advertising executive, who pronounced himself ''completely seduced'' after his first trip to Dubai in March, when he stayed at the plush Emirates Hotel Tower, dined at the Burj Al Arab's underwater restaurant and made impulse buys in the gold souk and the new Mercato shopping mall.</w:t>
+        <w:t xml:space="preserve"> Not everybody has been paying attention. In May, when Prada announced it had hired Simons to succeed Jil Sander at her label, many editors and retailers drew a blank. Jay Fielden, the editor of the new Men's Vogue, told me that until he saw Simons in the front row at the Sander men's show in June, he didn't know what the 37-year-old designer looked like. Simons's anonymity in a world he influences can be explained by the fact that the men's business doesn't produce stars the way the women's side does. But even if this were not so, even if he did not live in Antwerp -- where, as the designer Walter Van Beirendonck said, ''you present yourself mainly through your work and a little bit outside the fashion world'' -- even then, he would discourage interest. He possesses none of those small deceptive tricks of personality that the fashion world relies on and are commonly called guile. He is, almost ideally, a blank -- a person without surface in a superficial world. In 10 years, he has agreed only once to pose for a portrait (he thought portraits were just downright embarrassing). In a sense, the person who represents Raf Simons, and whose face appears on the cover of his recent retrospective catalog, is not Simons but a much-tattooed, 28-year-old model named Robbie Snelders, who functions as his alter ego and also runs his office.</w:t>
         <w:br/>
-        <w:t xml:space="preserve"> Cynthia Moureto, a retailer in her 20's from Manhattan, sampled Dubai with her sister in February and came away equally impressed. ''We'd heard from people that it was a very up-and-coming city full of great shopping and wonderful hotels, lots of tourists, lots of new business opportunities, lots of action, lots to do,'' she said. ''They were right.'' She and her sister soaked up treatments at the Shangri-La hotel's spa and partied until the wee hours with an international crowd at the Trilogy nightclub.</w:t>
+        <w:t xml:space="preserve"> Simons is a fashion mystery, and maybe the most mysterious thing about him is that he just shows up. A few years ago, hearing that he was to give a show at a club in Lower Manhattan, Julie Gilhart, the fashion director of Barneys New York, decided that she would go and introduce herself. But after searching the crowded club for an hour, she left. ''All I could see were men in hoods,'' she said. Then last March, Gilhart was in Paris, waiting to take her seat at the Alexander McQueen show. ''Somebody was being interviewed by a TV crew, so I was just standing there, kind of lost in my thoughts,'' she said. ''I felt this tap on my arm, and my first thought was, Oh, please don't let it be a designer with a collection he wants to show me. It was really late. I turned around, and there was this good-looking guy in a trench coat. He said, 'Are you Julie Gilhart?' I said, 'Yes.' And he said, 'I'm Raf.'''</w:t>
         <w:br/>
-        <w:t xml:space="preserve"> Some 5.45 million travelers passed through the gates of this Middle Eastern Xanadu in 2004, a 9 percent jump over the year before and a nearly 20-fold increase from a mere decade earlier, according to Pascal Maigniez, the director of the Paris office of the Government of Dubai Department of Tourism and Commerce Marketing. Two-thirds came on business, bound for places like Internet City, a five-year-old office park with offices of hundreds of technology companies including Microsoft, Oracle, I.B.M., Siemens and Sony. But more and more, Dubai is a tourist destination.</w:t>
+        <w:t xml:space="preserve"> Although a Simons show can look intimidatingly cool, he himself is warm, gentle, forthright. With people he likes, he can quickly establish an intimacy that confuses both sexes. An American writer I know in Paris, a married man, insisted that Simons was gay on the basis of a firm hug that Simons had once given him after a show, while a woman who has known him many years said with an assured smile, when I returned from Antwerp in May, ''He's complicated, isn't he?'' I don't know. A guy who will go to the beach with only a bag of Doritos and a bottle of Coke can't be that complicated. While we were on the terrace, Simons got a call from Marc Foxx, a Los Angeles gallery owner, informing him that he had lost out on a Brian Calvin painting that he wanted. Simons has been collecting contemporary art for years and has works by, among others, Katy Grannan and Evan Holloway. But I also recall that he had a half-dozen boxes of Marlboro Lights stuffed in the door pockets of his car, all of them empty.</w:t>
         <w:br/>
-        <w:t xml:space="preserve"> ''When I first started going to Dubai, no one had heard of it,'' said Sandra Morgan, 42, who lives near London and has visited seven times in the past few years. ''Now everyone wants to go.'' She likes the array of ethnic restaurants, the long beachfront and good values -- especially in jewelry -- and feels a friendly vibe. ''The service is great,'' she said, ''the hotels are first-class, and there are so many shops.'' </w:t>
+        <w:t xml:space="preserve"> Simons is extremely sensitive -- you can make him cry -- and extremely masculine. When I saw him a month later, in Vienna, where he was finishing a five-year stint as visiting fashion professor at the University of Applied Arts, he said that, with people with whom he is close: ''I really like that it becomes very romantic. Not only in a relationship but also in the friendships.''</w:t>
         <w:br/>
-        <w:t xml:space="preserve"> Joining the pleasure seekers and international executives are the fortune seekers, rich and poor, who fly in from India, Pakistan, Iran, Lebanon, the Philippines, Europe, Australia and South Africa. Only a fifth of Dubai's resident population of 1.2 million is made up of citizens. The other 80 percent are expatriates, including an underclass of foreign workers in construction and menial jobs, and though Arabic is the official language, English, the language of commerce, holds this global gumbo together. Only a third of Dubai's residents are female.</w:t>
+        <w:t xml:space="preserve"> He went on: ''People who don't know me look at my world as something very hard-core, and I don't feel it that way. It's not what attracts me. We go to the sea, five or six of us, and we're all in pajamas with candles around and watching movies. O.K., maybe we're watching a good movie, but we also watch trash movies. We've never really been that kind of group that goes to the scenes where all the cool people hang out.''</w:t>
         <w:br/>
-        <w:t xml:space="preserve"> To accommodate the arriving masses, Emirates Airlines is spending $19 billion to scoop up 45 of the world's largest passenger planes, the new Airbus A380. </w:t>
+        <w:t xml:space="preserve"> The Belgian designer Veronique Branquinho, who was Simons's girlfriend between 1995 and 2000, agreed: ''In a way, he's very much a family man. He likes to be at home. He's very cozy about his family.''</w:t>
         <w:br/>
-        <w:t xml:space="preserve"> Concerned that Dubai is running out of beachfront, its crown prince, Sheik Mohammed bin Rashid al-Maktoum, is having three palm-tree-shaped islands created on sand being dredged from the Gulf and held in place by enormous plastic membranes. Plans for the property include opulent apartment towers and as many as 100 new hotels, including Hydropolis, billed as the earth's first underwater resort. Also coming is an archipelago of artificial islands resembling a map of the earth, covered with plush part-time residences for far-flung millionaires and billionaires and called simply The World.</w:t>
+        <w:t xml:space="preserve"> Branquinho first met Simons as she was riding her bike past a cafe in Antwerp where Simons was sitting with Olivier Rizzo, a stylist who, like De Potter, had gone to the Royal Academy of Fine Arts, which had produced the Antwerp Six, a seminal group of designers that includes Dries Van Noten. Simons, who comes from a rural town near the Dutch and German borders and is the only child of a career soldier and a housecleaner, had studied industrial design at a university in Genk. Like a lot of Belgian teenagers in the 80's, he watched ''Top Pop,'' a weekly Dutch television show that featured stars like David Bowie and Blondie, and he went through a goth phase, a problem at his Catholic school. ''It was very hard-core,'' he said. ''Priests, priests, priests. If one or two of your friends dressed differently, which of course in the 80's was black, you couldn't stand together on the playing field.'' (Significantly, a number of Simons's collections have alluded to school uniforms and priests, and the casting of many of the same models reflects an early obsession with repetition.) But his childhood was unrebellious, even wholesome, and it wasn't until the late 80's -- when he started going more to Antwerp and did an internship with Van Beirendonck and met Rizzo -- that he thought about becoming a designer. </w:t>
         <w:br/>
-        <w:t xml:space="preserve"> ''It's like Sea Monkeys!'' Laurence Thorpe, a frequent business traveler from Australia, shouted one evening between sips of Stella Artois beer in a deafeningly loud beachfront club-restaurant called Boudoir. (Sea Monkeys are a novelty powder, really dried brine shrimp, that transforms into swimming creatures in water.) ''You start with nothing, just sand,'' he said, as a sea of well-off Lebanese travelers and expatriate professionals danced around him, toasting in Arabic and French. ''You add water and -- presto --instant city!'' </w:t>
+        <w:t xml:space="preserve"> De Potter says that Simons was intimidated by the Antwerp academy crowd: ''He was scared to death of us.'' Simons says he was especially unnerved by Branquinho, whom he used to see around Antwerp but never spoke to until that day she rode past the cafe. ''Veronique was one of those girls that I was just, you know, always attracted to but was very far away, and it was unreachable,'' he told me. He asked Branquinho if she would be in an eight-millimeter movie he was making of his second collection, with just some friends hanging out in a house and Rizzo holding a cheap light; and it was on that night that Simons and Branquinho began their relationship, sharing a bed with Rizzo and another boy, because it was too late to drive back home.</w:t>
         <w:br/>
-        <w:t xml:space="preserve"> Actually, you add oil. Petroleum has underwritten Dubai's boom. But its reserves will be depleted within a decade, and the country's rulers have deliberately diversified the economy. Oil now accounts for just 8 percent of national income. Tourism brings in 17 percent. </w:t>
+        <w:t xml:space="preserve"> ''He was a very serious guy compared to me,'' Branquinho said. ''I was a girl who was going off a lot -- rock 'n' roll, a wild life. This was not his world. He was very intrigued by it, so he surrounded himself always with people who were connected to it. But it was never his world.'' Yet it's remarkable, as she points out, that Simons not only was able to connect with someone like Robbie Snelders but also could see merits that maybe weren't evident in 1997, when Snelders, then 20, a scruffy kid in ripped army pants, a follower of the Sisters of Mercy, was recruited one day to be in a show. Today, Simons says that Snelders is one of the most important people in his company. ''He knows how important it is to have a couple of people around me -- 'family' is not the right word -- who are very intimate,'' Simons said. ''At a certain point he said to me, 'I know you don't ask me, but as long as you want to work with me, I will be with you.'''</w:t>
         <w:br/>
-        <w:t xml:space="preserve"> Dubai is a metropolis of bone-white apartment blocks, green palm trees and amazing, odd juxtapositions. Thudding jackhammers mingle with the call to prayer. At Nad al Sheba racetrack, old-world camel racing by day gives way to glitzy thoroughbred action by night (the $6 million purse for one annual race in Dubai is, of course, the world's richest). Cruising the city by taxi on a five-day visit in February, I was reminded of the hot, flat sprawl of Tampa or Houston -- until I glimpsed a fully veiled woman driving alongside my cab and saw two men in checkered headdresses pulling their Lamborghinis parallel to chat. Glossy financial magazines share rack space with titles like International Falconer. </w:t>
+        <w:t xml:space="preserve"> Simons can be very persistent, even ''possessive,'' according to Linda Loppa, the head of the fashion department at the academy, who was a mentor to Simons. ''He wants to know everything from the people around him.'' Branquinho said: ''He's very demanding. It's all about love as everything or nothing.'' Yet the flip side to this devouring nature, Rizzo suggests, is a responsiveness to things that creates intense loyalties. Rizzo recalls the day he graduated, in 1993, from the academy: ''I had just done my final show, Gaultier was in the jury and afterward Raf came backstage. He was crying. I was kind of comforting him. Raf is a very emotional person. He gets touched really deeply by things. He said to me: 'What you did was really amazing. So fantastic, and I want to be part of this world.' And I said, 'You will be part of this world.''' But, as Rizzo says, Simons's hammering actually betrays a virtue: ''What you felt from Raf was that he was a very social guy but wasn't someone who got very close to a lot of people, and when he really liked someone he wanted to go to the bottom of it. He has a general interest in people. In that sense he was very into knowing everything.''</w:t>
         <w:br/>
-        <w:t xml:space="preserve"> Buried deeper among the commercial towers and retail palaces, you can still find traces of the old Dubai, a sleepy fishing and pearl-diving village that grew into a modest city in the 19th century, fueled by trading and, some say, smuggling. Hidden in the Bastakiya neighborhood, where Arab and South Asian laborers pay a few coins to be ferried on traditional timber boats across Dubai Creek, are the city's oldest building, a late-18th-century fort holding the Dubai Museum, and its newest cultural innovation, its first gallery district.</w:t>
+        <w:t xml:space="preserve"> Simons doesn't present his first collections for Jil Sander until early next year. But while the chance to do both men's and women's clothes is exciting and will bring him some long-overdue recognition as well as financial security after years of running his own company rather close to the bone (often with as few as three people), it will not change his basic values and ideas. I once asked him if it bothered him that he wasn't better known. He answered: ''I have done what I believed in. So what is recognition? For me, recognition is about people you have a relation with. Somewhere, in some city in America, someone is wearing my clothes, and I'm happy with that.'' Simons, who has a three-year contract with Sander, is also approaching the job -- and his relationship with Prada's chief executive, Patrizio Bertelli -- with the attitude of someone who has nothing to lose; unlike Sander and Helmut Lang, he has not sold his name. ''People are not going to judge my work and my label and me as a person if it's not going to work out,'' he said. ''And that makes it more convincing for me to go for it.'' But it's pointless to speculate about whether he'll get along with Bertelli, who manages, it seems, to tick off everybody, including his wife, the designer Miuccia Prada; once, in a product meeting with her, he reportedly said that he would urinate on her handbags. Simons says that his own dealings with Bertelli have been cordial, but he observed: ''I think if he would listen </w:t>
         <w:br/>
-        <w:t xml:space="preserve"> A local art scene is ''finally getting there,'' I was told by Sana Khan, a New Jersey transplant who manages XVA, a gallery, cafe and guesthouse in a converted barjeel, a traditional mansion with a rectangular open-air tower and a courtyard soaring wind tower. </w:t>
+        <w:t xml:space="preserve"> a little bit more, or a little longer, it would be a good difference for him and the people who work with him. I can't complain, because when I was there he really took his time. But I feel it more with the other people in the room. Those people are all there to help him.''</w:t>
         <w:br/>
-        <w:t xml:space="preserve"> Dark hair pulled back and wearing a loose-fitting black dress, she shuffled around an art-book-lined office while in the nearby exhibition area some middle-aged British women admired grainy photographs of Parisian street scenes and pocketed invitations to an opening for an Iraqi textile artist. But for a city of its size, Dubai still has surprisingly little cultural life. </w:t>
+        <w:t xml:space="preserve"> Snelders, though, worries for Simons. He worries that the things that have so far been unimportant to Simons will find a way of entering his small, protective world -- maybe change it altogether. ''It sounds scary, but he needs to be left alone,'' Snelders told me. ''He spends way too much time on the phone doing interviews, daft stuff. The phone is constantly ringing, like, for nothing. He needs a new mobile phone.''</w:t>
         <w:br/>
-        <w:t xml:space="preserve"> The city has worked at image-building by holding golf and tennis tournaments featuring the likes of Tiger Woods and Venus Williams, and playing host to an international film festival and meetings of the World Bank. But overwhelmingly, a trip to Dubai is about sun and sand, food and partying -- and above all, shopping. </w:t>
+        <w:t xml:space="preserve"> The central question about Simons, and the one that has gone unanswered, is: How did he do it? How was someone without training or signs of genius able to project such a remarkably accurate portrait of urban youth? And not only that, but how was he able to give the idea by his choice of music and use of large public spaces that youth was also a monumental event?</w:t>
         <w:br/>
-        <w:t xml:space="preserve"> The merchandise hunt reaches a glittering zenith in the gold souk, a network of streets where 400 storefronts drip with gold necklaces, earrings, watches, brooches, rings and toe rings. With the heat, the 24-karat cornucopia can be so exhausting to absorb that roving men with trays of Fanta sodas and bottled water -- freelance waiters, basically -- do good business offering refreshments to the sweating tide of dumbstruck international shoppers. The market's shadier dealers approach strolling tourists with unsubtle come-ons like ''Hey, Boss, Bulgari-Tivoli-Gucci-Movado?'' </w:t>
+        <w:t xml:space="preserve"> Simons was 25 when he settled in Antwerp, too old to get lost in the club scene that had influenced many of his contemporaries. Surrounding himself with people like Snelders certainly helped. (In that sense, Simons, for all his calculated distancing from the fashion world, is a seductive personality -- and he knows it.) But this doesn't explain everything. Although a number of writers have ascribed Simons's powers to intellect, he actually embodies a different quality. He looks at everything very simply and directly. This was the quality that Lionel Trilling identified in George Orwell, and that he celebrated in his introduction to Orwell's ''Homage to Catalonia.'' Trilling argued that Orwell was able to see the Spanish Civil War for what it was by virtue of not being a genius. ''We admire geniuses, we love them, but they discourage us,'' he wrote. ''They are great concentrations of intellect and emotion, we feel that they have soaked up all the available power, monopolizing it and leaving none for us. We feel that if we cannot be as they, we can be nothing.'' In fashion, Karl Lagerfeld and John Galliano are geniuses, but they don't communicate the sense, as Simons does, that we can understand our world just by looking at it. We feel we have to be as smart and cool as they are. Simons, the coolest of designers, tells us differently.</w:t>
         <w:br/>
-        <w:t xml:space="preserve"> The nearby spice souk, where the merchant stalls are crowded with large bins of fragrant saffron, coriander and other exotic ingredients, is considerably more tranquil. </w:t>
+        <w:t xml:space="preserve"> When I saw Simons in Vienna, I mentioned that I had seen his shows described as many things -- dark, aggressive -- but never romantic. Though a romantic is surely what he is. For a moment there was a look of surprise in his pale blue eyes, and then he said: ''Because very few people go into the heart of things. They look at the surface, but I hunger for an ideal world always. Before I came to the city, I had also had the feeling that I grew up in an ideal world. My mom and my dad, what they have together is amazing. Then there's my village, with the grass fields and the woods and the animals.'' This has been the perspective all along, from the eight-millimeter movie through to the recent collections -- of someone looking at contemporary life from the vantage of his own humble background and wanting to make it not merely right but better. Not many designers would have the instinct to call a collection History of the World, as Simons did in July 2004, and have the models descend on a pair of huge escalators or print on their invitation the names of people and things that had changed the modern world, as if to suggest that fashion -- or any one of us -- could do the same. How many people would make such a moral claim in a cynical age?</w:t>
         <w:br/>
-        <w:t xml:space="preserve"> Eventually, however, all roads lead to the malls -- 40 of them, purveying everything from Korean toys to luxury cars and struggling to differentiate themselves from one another. Wafi City Mall works at rising above the crowd with an Egyptian theme, featuring ersatz pyramids and sphinxes; the planned Ibn Battuta Mall, named for an Arab explorer, will borrow architectural elements from countries he visited, including Persia, China and India. The developers say that it will also hold the world's largest maze.</w:t>
+        <w:t xml:space="preserve"> This summer, as I stood with Michael Roberts, the fashion editor of The New Yorker, outside Galliano's men's show, he recalled a collection that Simons had presented in 1998, on a series of concrete overpasses that were reflected, like the surrounding Paris neighborhood, in a huge futuristic silver ball. The show opened with ''Space Oddity,'' by David Bowie, and at first, Roberts said, the audience didn't know where to direct its attention. ''We were all sitting there, waiting and wondering, Where are the models going to come from?'' he said. ''I'm looking through the haze of this warm summer evening, and then, in the distance, about three overpasses away, I see this line of boys in black suits walking along, like union workers, one after the other. It dawned on me that this was the show. Then they disappeared and came along the nearer overpass. It was just unbelievable. So eerie and so beautiful.''</w:t>
         <w:br/>
-        <w:t xml:space="preserve"> On a busy afternoon at Mercato Mall, a colonnaded fantasyland modeled on a Renaissance-era Mediterranean village, the retail fever was epidemic. Emirati boys in white dishdashas and new baseball caps queued up for ''Meet the Fockers.'' Heavily made-up Iranian women in black chadors fingered sunglasses and flashy scarves in a clubwear boutique. Russian tourists, arms well tanned from days at the beach, swiped credit cards at Cerutti and Nine West. </w:t>
+        <w:t xml:space="preserve"> I said that in looking back at all of Simons's shows, it seemed to me that they didn't date. The clothes from the 90's still looked relevant today. Roberts agreed. I wondered how that was possible.</w:t>
         <w:br/>
-        <w:t xml:space="preserve"> The city was celebrating what seemed a redundant event: the 10th annual Dubai Shopping Festival, basically a giddy month of sales and giveaways that rakes in more than a billion dollars a year, drawing feverish interest with a series of raffles with lavish prizes like a personal fleet of 10 Nissans. ''One World, One Family, One Festival,'' ubiquitous signs declared, appealing to humanity's universal desire for a Chanel pantsuit. </w:t>
-        <w:br/>
-        <w:t xml:space="preserve"> At the Mercato's noisy Starbucks, two Libyan hipsters sat down with their lattes, visibly tired. ''We've been mall-hopping all day,'' said Sufian Swed, a 24-year-old from Tripoli who was working in Dubai. He added with a laugh, ''It's kind of sad.'' His friend, 29, an import-export specialist named Mohamed Abdulsaloum, surveyed the afternoon's haul: a nutrition book and some sweaters. ''I think they bump the prices up two weeks before the festival and then knock them down and call it a discount,'' he said. Then they pulled out the day's main score, two Dubai Shopping Festival souvenir coins. Each one represented an entry in a drawing to win 100 kilograms of gold. </w:t>
-        <w:br/>
-        <w:t xml:space="preserve"> The festival's heady atmosphere can inspire outlandish behavior. One afternoon I watched a line of contestants hurl squadrons of paper airplanes into a slowly revolving convertible in hopes of driving it home. And at my hotel that evening, I held the elevator door for a college-age Middle Eastern woman loaded down by bags bursting with huge boxes of Kellogg's Corn Flakes. </w:t>
-        <w:br/>
-        <w:t xml:space="preserve"> ''You came all the way to Dubai to buy cornflakes?'' I asked in disbelief.</w:t>
-        <w:br/>
-        <w:t xml:space="preserve"> She shot me a confused, slightly offended look. ''I love cornflakes,'' she said at last. </w:t>
-        <w:br/>
-        <w:t xml:space="preserve"> To fuel the legions of global power shoppers, Dubai bursts with restaurants. The slick Asha's, owned by the famous Indian singer Asha Bhosle, serves upscale Indian food. Fine French cuisine comes courtesy of another celebrity, the foul-mouthed former Scottish soccer player Gordon Ramsay, who landed three Michelin stars for the London restaurant that bears his name before starring in his own British reality television series, ''Hell's Kitchen.''</w:t>
-        <w:br/>
-        <w:t xml:space="preserve"> Downscale dining, though harder to find, can be more interesting. At Ravi, in a neighborhood of working-class South Asians and Iranians, men in long, loose shirts sit elbow to elbow devouring rice, curries and soft nan, the hand serving as spoon and fork. If you go there, order the succulent cubes of grilled mutton tikka -- the waiter will resign himself to seeking real cutlery when he sees you're a stranger in town. At the waterside Fatafeet restaurant, couples smoke fragrant apple tobacco from the long tubes of billowing shisha pipes while families feast on tabbouleh and pomegranate juice. </w:t>
-        <w:br/>
-        <w:t xml:space="preserve"> Many Dubai vacationers bring children, who play at the beach and hurtle downhill on water slides at the Wild Wadi Water Park. In a challenge to a typical tourist reaction in Dubai -- that the whole place is an overgrown Disney World -- an immense patch of sand near downtown is now being transformed into a new $19 billion theme park, Dubailand, described on its Web site as ''the biggest, most varied leisure, entertainment and tourism attraction on the planet.'' </w:t>
-        <w:br/>
-        <w:t xml:space="preserve"> At twilight at the week's end, you can almost hear the shouts of ''Thank God it's Thursday.'' With no work on Friday, the Muslim Sabbath, Dubai goes into session as the Middle East party capital. From cheesy populist clubs animated by Filipino cover bands to the exclusive Skyview Bar at the Burj Al Arab hotel -- where admission requires reservations days ahead and a cover charge of $45 (170 dirhams, at 3.75 dirhams to the dollar) -- the Arabian night promises conviviality for every social stratum. Yet until the Maktoums build something along the lines of a liquorland -- not likely in Islamic Dubai -- alcohol is generally restricted to hotels, which can seem more like towering night life complexes where some people happen to sleep.</w:t>
-        <w:br/>
-        <w:t xml:space="preserve"> Amid the hullabaloo one Thursday at MIX, a huge club in a playful curvy-silver space that suggests both Frank Gehry and Dr. Seuss, the young expats bouncing to Nelly and 50 Cent didn't even notice T-Bone, a popular London D.J., as he slalomed through the mostly Anglophone crowd, the only black man in the place, and sidled up to the densely packed bar to wait for his turn in the D.J. booth.</w:t>
-        <w:br/>
-        <w:t xml:space="preserve"> Across town, in the Moroccan-themed Tangerine, a 20-something woman in a white miniskirt hung on to the sleeve of a 60-something man in an ill-fitting tweed blazer as both leaned jauntily against a wall. Whatever they spoke about, mouth to ear, was obliterated by the deafening, chest-crushing hip-hop beat that resounded off the carved wooden screens and mosaic tile floor.</w:t>
-        <w:br/>
-        <w:t xml:space="preserve"> In a dark corner nearby, a beanpole-like bald man from Liverpool looked at the odd old-young crowd and ersatz North African decor and made a remark that is probably repeated at least once every day in Dubai. ''The whole thing is totally fake,'' he said to his date, ''but no one seems to care.'' </w:t>
-        <w:br/>
-        <w:br/>
-        <w:t>In Dubai, to Buy, to Eat and to Stay</w:t>
-        <w:br/>
-        <w:br/>
-        <w:t>Getting There</w:t>
-        <w:br/>
-        <w:t xml:space="preserve"> Emirates, www.emirates.com, the national carrier for the United Arab Emirates, operates flights from Kennedy airport to Dubai International, with one stop. As of late April, fares in May started at $1,138. International carriers like Air France and Alitalia have one-stop flights to Dubai from New York. Continental, in partnership with Emirates, offers flights from Newark that connect through London or Paris. Fares start at $1,072. </w:t>
-        <w:br/>
-        <w:br/>
-        <w:t>Getting Around</w:t>
-        <w:br/>
-        <w:t xml:space="preserve"> Dubai has three main areas. Deira, the easternmost section of the city, is home to the major souks, the airport and several top hotels. Bur Dubai is the catch-all term for the many districts in the city's geographical and commercial center. Jumeirah, the coastal strip in the southwestern part of the city, contains many luxurious beachfront hotels.</w:t>
-        <w:br/>
-        <w:t xml:space="preserve"> Taxis are the most efficient means of getting around. Clean and abundant, they congregate at city hotels, malls and landmarks, and they can be hailed on the street. Fares operate according to the meter. Expect to pay $2.50 to $4 (prices based on 3.75 dirhams to the dollar) to cruise around Bur Dubai, $5 to $8 to go from Bur Dubai to Deira and $8 to $13 to make the trip from Bur Dubai to Jumeirah.</w:t>
-        <w:br/>
-        <w:t xml:space="preserve"> Numbered street addresses in Dubai tend to be vague or nonexistent. Fortunately, taxi drivers know the locations of nearly all the hotels, malls and major points of interest that travelers visit. If your destination isn't one of these, try to take along a map and a phone number for the driver.</w:t>
-        <w:br/>
-        <w:br/>
-        <w:t>Security</w:t>
-        <w:br/>
-        <w:t xml:space="preserve"> The United Arab Emirates maintains good relations with the United States. Still, it's perhaps worth noting that three of the Sept. 11 hijackers were from the emirates, and the country's proximity to reported terrorist hot spots -- notably Saudi Arabia -- has caused some Western governments like those of Britain and Australia to issue general warnings about travel in the region. </w:t>
-        <w:br/>
-        <w:br/>
-        <w:t>Where to Stay</w:t>
-        <w:br/>
-        <w:t xml:space="preserve"> With dozens of five-star hotels available and scads more on the drawing board, the city is a head-spinning buffet of gargantuan lobbies and stratospheric thread counts. In this country, three- or four-star hotels provide the ''budget'' option.</w:t>
-        <w:br/>
-        <w:t xml:space="preserve"> Madinat Jumeirah, (971-4) 366-8888, online at www.madinatjumeirah.com, the most discussed mammoth property of the last year, is a sprawling seaside complex containing two Arabian-themed hotels, 29 luxurious guest houses, a recreated traditional souk, a network of canals and more than 45 restaurants and bars. Double rooms from $520.</w:t>
-        <w:br/>
-        <w:t xml:space="preserve"> Dubai Marine Beach Resort and Spa, Beach Road, Jumeirah, (971-4) 346-1111, www.dxbmarine.com, is an oceanfront property with some of the hottest restaurant-clubs in town. Sho-Cho is a futuristic sushi lounge, while the bar-restaurant El Malecon is a slice of old-time Havana decadence. Boudoir, a sultry French restaurant, becomes a throbbing party scene in the wee hours. Doubles from $219.</w:t>
-        <w:br/>
-        <w:t xml:space="preserve"> The two modern Emirates Towers buildings, Sheikh Zayed Road, (971-4) 314-3555, www.emiratestowershotel.com, define the Dubai skyline and cater to a very upscale business clientele. The shopping arcade has many high-end clothing and jewelry stores, trendy bars, and a slew of restaurants. Doubles from $333. The chic 50th-floor restaurant and lounge, Vu's, (971-4) 319-8088, offers a wonderful panorama of the city. </w:t>
-        <w:br/>
-        <w:t xml:space="preserve"> The Ibis World Trade Center, at the Dubai World Trade Center, off Sheikh Zayed Road, (971-4) 332-4444, www.ibishotel.com, with only three stars, is practically a flophouse by Dubai standards. In other words, there are no butlers or helipads. Still, it's extremely clean, centrally located and served by a couple of restaurants and bars. Doubles from $79.</w:t>
-        <w:br/>
-        <w:br/>
-        <w:t>Where to Eat</w:t>
-        <w:br/>
-        <w:t xml:space="preserve"> The array of nationalities in Dubai translates into an abundance of global cuisines. Ethnic foods from nearby countries -- especially India and Lebanon -- should not be missed.</w:t>
-        <w:br/>
-        <w:t xml:space="preserve"> At Asha's, Waficity Pyramids, (971-4) 324-4100, www.ashasrestaurants.com, the stylish Bombay lounge interior is the right complement to the contemporary Indian cuisine. Choose between the traditional menu (samosas, kebabs) and the fusion menu, which includes a tandoori-smoked salmon appetizer ($9) and a duck breast cooked in cardamom and honey ($17). </w:t>
-        <w:br/>
-        <w:t xml:space="preserve"> Al Nafoorah, (971-4) 319-8760, in the lower level of the Emirates Towers, is an elegant Lebanese restaurant serving delights like lamb makenak (sausages in lemon juice, $5), lubia bil zaite (marinated green beans with tomato, garlic and olive oil, $4.50), and a mixed grill with three types of meat kebab ($12). </w:t>
-        <w:br/>
-        <w:t xml:space="preserve"> The British celebrity chef Gordon Ramsay runs Verre, in the Hilton Dubai Creek, (971-4) 212-7551, a discreet haven of contemporary French cuisine. Start with quail breast cooked with wild mushrooms ($18.50) and move to Tasmanian salmon with seared scallops and caviar veloute or roasted lamb (each $35). </w:t>
-        <w:br/>
-        <w:t xml:space="preserve"> The Wharf, in the Mina A Salam hotel. (971-4) 366-6152, overlooking one of the faux (but charming) canals in the Madinat Jumeirah complex, the Wharf specializes in imaginative seafood dishes like crab and lobster salad with avocado and tomato salsa ($16), tuna carpaccio with pan-fried foie gras ($17) and roasted red snapper risotto ($25).</w:t>
-        <w:br/>
-        <w:br/>
-        <w:t>Where to Dance</w:t>
-        <w:br/>
-        <w:t xml:space="preserve"> Club life starts after 11 p.m. most nights, and places generally stay open until 3 a.m.</w:t>
-        <w:br/>
-        <w:t xml:space="preserve"> Tangerine, Fairmont Hotel, Sheikh Zayed Road; (971-4) 311-8100.</w:t>
-        <w:br/>
-        <w:t xml:space="preserve"> Trilogy, Madinat Jumeirah; (971-4) 366-6917.</w:t>
-        <w:br/>
-        <w:t xml:space="preserve"> MIX, Grand Hyatt Dubai; (971-4) 317-2570.</w:t>
-        <w:br/>
-        <w:br/>
-        <w:t>Where to Shop</w:t>
-        <w:br/>
-        <w:t xml:space="preserve"> The Egyptian-themed Wafi City Mall, (971-4) 324 4555, www.waficity.com, has what is probably Dubai's most comprehensive mix of upscale stores, fine dining, cool cocktail lounges and entertainment -- as well as a spa.</w:t>
-        <w:br/>
-        <w:t xml:space="preserve"> The Mediterranean-style Mercato Mall, (971-4) 344-4161, www.mercatoshoppingmall.com, one of the newest additions, has 90 shops and restaurants and a lively, young atmosphere. Stores include Diesel, Mango, Polo Jeans, Fleurt and Cerruti. </w:t>
-        <w:br/>
-        <w:t xml:space="preserve"> For a less corporate retail outing, hit the dazzling gold souk in the Deira district (and haggle like crazy if you plan to buy) or the crowded street-level shops in the Al Karama neighborhood. You'll see all your favorite brands counterfeited with varying degrees of skill.</w:t>
-        <w:br/>
-        <w:br/>
-        <w:t>What to See</w:t>
-        <w:br/>
-        <w:t xml:space="preserve"> The Burj Al Arab, (971-4) 301-7777, the world's tallest and arguably most luxurious hotel -- chauffered Rolls-Royce, anyone? -- has become so iconic that its distinctive shape graces Dubai license plates. Rather than pay some of the world's tallest prices for a suite (they start at $1,467 for the smallest), go for a drink at the Skyview bar (which still charges $45 for the privilege, plus two drinks and canapes). Reservations, (971-4) 301-7600, are vital.</w:t>
-        <w:br/>
-        <w:t xml:space="preserve"> Camel racing takes place at Nad Al Sheba racetrack, (971-4) 336-3666, starting around 7 a.m. on Thursdays and Fridays in the winter and spring. </w:t>
-        <w:br/>
-        <w:t xml:space="preserve"> Dubai Museum, Al Faheidi Fort, Bastakiya, (971-4) 353-1862, is in a building from the late 1700's, and contains a recreated Bedouin village and exhibits on desert Arab life over the centuries. Admission is 80 cents.   SETH SHERWOOD</w:t>
+        <w:t xml:space="preserve"> ''I don't know,'' he said. He thought for a moment as we watched people file into the Galliano show, which would feature a New Orleans-style band and many orange-robed Hare Krishnas. Finally, Roberts said, nodding, ''Because he was right, and we were all looking away.''</w:t>
         <w:br/>
         <w:br/>
         <w:br/>
         <w:t>http://www.nytimes.com</w:t>
-        <w:br/>
-        <w:t>Correction</w:t>
-        <w:br/>
-        <w:br/>
-        <w:br/>
-        <w:t xml:space="preserve">Because of an editing error, a capsule guide on May 8 with an article about Dubai referred incompletely to flights between that emirate and the United States. In addition to flights that make one stop, Emirates airlines operates daily nonstop service between Kennedy International Airport and Dubai.                     </w:t>
-        <w:br/>
-        <w:t>Correction-Date: May 29, 2005</w:t>
         <w:br/>
         <w:br/>
         <w:t>Graphic</w:t>
@@ -214,11 +107,75 @@
         <w:br/>
         <w:t xml:space="preserve"> </w:t>
         <w:br/>
-        <w:t>Photos: Practice for camel racing near Nad Al Sheba racetrack. There are 400 storefronts in the gold souk. Venison carpaccio at Vu's, in the Emirate Towers. Need cash? An A.T.M. at the Bur Juman shopping mall can help. (Photographs by Chris Warde-Jones for The New York Times)(pg. 1)</w:t>
+        <w:t>Photos: Fondazione pitti Discovery and Charta (3)</w:t>
         <w:br/>
-        <w:t>The Mercato Mall has 90 shops and restaurants. The Madinat Jumeirah complex built canals. Jumeirah Mosque. High-rise Dubai on Sheikh Zayed Road. Bar Juman mall. Sho-Cho Japanese restaurant at Dubai Marine Beach Resort. (Photographs by Chris Warde-Jones for The New York Times)</w:t>
+        <w:t>DON ASHBY</w:t>
         <w:br/>
-        <w:t xml:space="preserve"> The Burj Al Arab is a hotel and an icon. (Photo by Chris Warde-Jones for The New York Times)(pgs. 8,9)Map of Middle East highlighting Oman. (pg. 9)</w:t>
+        <w:t>Fondazione pitti Discovery and Charta</w:t>
+        <w:br/>
+        <w:t>DON ASHBY. OPPOSITE, top: toni meneguzzo. opposite, bottom FROM LEFT: RAF SIMONS</w:t>
+        <w:br/>
+        <w:t>DON ASHBY</w:t>
+        <w:br/>
+        <w:t>Fondazione pitti Discovery and Charta</w:t>
+        <w:br/>
+        <w:t>DON ASHBY</w:t>
+        <w:br/>
+        <w:t>Fondazione pitti Discovery and Charta</w:t>
+        <w:br/>
+        <w:t>DON AHBY. Simons redux From left, a video still from Raf Simons's second presentation</w:t>
+        <w:br/>
+        <w:t>the Black Palms collection, for spring 1998</w:t>
+        <w:br/>
+        <w:t>a Kraftwerk-inspired passage, for fall 1998</w:t>
+        <w:br/>
+        <w:t>a new physique</w:t>
+        <w:br/>
+        <w:t>the scene in Paris in 1998</w:t>
+        <w:br/>
+        <w:t>characteristic sobriety, for fall 1999. From left, moody minimalism, for spring 2000</w:t>
+        <w:br/>
+        <w:t>a small-shouldered fall 2000 jacket</w:t>
+        <w:br/>
+        <w:t>from the book ''Isolated Heroes,'' a collaboration with David Sims</w:t>
+        <w:br/>
+        <w:t>a hooded sweatshirt, for fall 2001</w:t>
+        <w:br/>
+        <w:t>Simons's contribution to an exhibition of billboards in Antwerp</w:t>
+        <w:br/>
+        <w:t>the urban guerrillas of spring 2002. From left, a poster for fall 2002</w:t>
+        <w:br/>
+        <w:t>a poncho and layers from that collection</w:t>
+        <w:br/>
+        <w:t>the show for spring 2003 ended on a platform of cans</w:t>
+        <w:br/>
+        <w:t>the catalog for the ''Fourth Sex'' curatorial project</w:t>
+        <w:br/>
+        <w:t>inside the project</w:t>
+        <w:br/>
+        <w:t>spring 2004</w:t>
+        <w:br/>
+        <w:t>a collaboration with Peter Saville</w:t>
+        <w:br/>
+        <w:t>the ''Guided by Heroes''exhibition. From left, the stage for the History of the World collection, for spring 2005</w:t>
+        <w:br/>
+        <w:t>a detail from that show</w:t>
+        <w:br/>
+        <w:t>fall 2005's high-waisted trousers</w:t>
+        <w:br/>
+        <w:t>a print from the All Shadows and Deliverance collection, featuring Robbie Snelders</w:t>
+        <w:br/>
+        <w:t>the 10-year retrospective</w:t>
+        <w:br/>
+        <w:t>the future, spring 2006.198Barely there: a glimpse of Raf Simons's home in central Antwerp. Effective punctuation: Jim Lambie's art fills in the blanks in this stark setting. (Tony Cenicola</w:t>
+        <w:br/>
+        <w:t>Don Ashby (2)</w:t>
+        <w:br/>
+        <w:t>Fondazione Pitti Discovery and Charta</w:t>
+        <w:br/>
+        <w:t>RAF SIMONS</w:t>
+        <w:br/>
+        <w:t xml:space="preserve"> Toni Meneguzzo. OPPOSITE, bottom FROM LEFT: Fondazione pitti Discovery and Charta)</w:t>
       </w:r>
     </w:p>
     <w:sectPr>

--- a/example_articles/countries/Belgium/2.countries_Belgium_New_York_Times.docx
+++ b/example_articles/countries/Belgium/2.countries_Belgium_New_York_Times.docx
@@ -7,7 +7,7 @@
         <w:pStyle w:val="Heading1"/>
       </w:pPr>
       <w:r>
-        <w:t>Raf</w:t>
+        <w:t>BRUSSELS PUPPETS PLAY THE CLASSICS</w:t>
       </w:r>
     </w:p>
     <w:p>
@@ -17,17 +17,17 @@
     </w:p>
     <w:p>
       <w:r>
-        <w:t>Date: 2005-09-18</w:t>
+        <w:t>Date: 1987-02-15</w:t>
       </w:r>
     </w:p>
     <w:p>
       <w:r>
-        <w:t>Section: Section 6; 'T'; Column 1; T: Men's Fashion Magazine; Pg. 190</w:t>
+        <w:t>Section: Section 10; Page 9, Column 1; Travel Desk</w:t>
       </w:r>
     </w:p>
     <w:p>
       <w:r>
-        <w:t>Source file: NYT/54.DOCX</w:t>
+        <w:t>Source file: NYT/52.DOCX</w:t>
       </w:r>
     </w:p>
     <w:p>
@@ -49,57 +49,59 @@
     </w:p>
     <w:p>
       <w:r>
-        <w:t>The damp, persistent chill had ended, and by noon in Westende, a community of high-rise apartment buildings on the coast of Belgium, the temperature had risen to 65 degrees. At cafe tables along the boardwalk, middle-aged women opened the tops of their blouses, while down on the beach, pinkish bodies, plumped by their Lycra casings, lay between the canvas windbreaks.</w:t>
+        <w:t>Stiff and wooden acting is sometimes a form of art. In Belgium, the seemingly rigid Toone Marionettes are the smallest, oldest and most dashing of all the inhabitants of Brussels. They dwell in the maze of carless streets next to the Grand-Place that contains some of the city's most-frequented seafood restaurants, whose windows are adorned with centerpieces of crayfish, crabs and lobsters. A little farther, through the little alley called Schuddevelde (meaning cattle field), is the Toone (pronounced tone) Marionette Theater.</w:t>
         <w:br/>
-        <w:t xml:space="preserve"> Raf Simons leaned against the rail of his balcony. He had made the 90-minute drive from Antwerp, where he lives most of the year, in part to satisfy my curiosity to see his place at the beach. When I first spoke to him, by telephone, more than a year ago, he had described the place as ''crappy.'' I don't know why, but I liked him immediately. Westende was all he said it was. The Germans in World War II built bunkers there, and you can still see their ghastly windows in the dunes, but for the most part, the history of Westende is the history of the past 20 years: concrete pedestrian plazas with shops and restaurants where you can have a beer and eat shrimp croquettes while listening to Europop.</w:t>
+        <w:t>The building dates from 1696. On the ground floor is a bistro with a pure Gothic fireplace; the theater is in the attic, above the second floor. There, on high, Shakespeare, Moliere, Lorca and other classics, as well as opera, have become part of Belgian folklore. About the size of a very large living room, the theater can accommodate an audience of 144 on 14 rows of benches comfortably covered with calico cushions. In front of the raised stage hangs a painted trompe l'oeil curtain, red and darkly shadowed, pretending to be an abundant velour drapery.</w:t>
         <w:br/>
-        <w:t xml:space="preserve">  Simons's apartment is on the top floor of a 1970's building. It has a small living room and kitchenette, with two bedrooms and a bath on the second floor. There is a wood stove, a section of a black sectional sofa and one wall papered in a blue-cloud pattern, left over from the previous owner. Simons dragged the sectional piece out to the terrace and then opened a bag of Doritos and the liter of Diet Coke that he had brought with him in a plastic shopping sack. Later we went down to the boardwalk. It was crowded with young families and old people who, from the look of their clothes, were middle-class Belgians. At the end of the boardwalk we came to the dunes. ''Will you be all right in those shoes?'' Simons asked. I took off my sandals, and we crossed the dunes until we were on the flat, hard beach. The shimmer on the North Sea had turned to a pale mauve, and the air was sweet and sticky with the approach of evening. I looked back at the boardwalk. It was physically ugly, but there was something moving in all that collective effort to reach the sea -- to be able to raise your glass of beer. We climbed the last of the breakers that jutted into the water and returned to the apartment, where Simons gathered up his plastic bag. Then we got into his Volvo wagon and headed toward Antwerp, past the German bunkers and the tram lines, until the brown coast turned into the familiar deep green of Belgium in the late spring.</w:t>
+        <w:t>All the pieces are played in the Brussels dialect, which combines elements of French and Flemish. A native English-speaker with an ample smattering of French can follow the plots fairly easily, especially since many Flemish words in the Brussels dialect are strikingly similar to English ones. A visitor is also struck by the marionettes' size and feisty slapstick: they perform in a style of heartfelt hyperbole that the audience can follow like a classic comic strip. The marionettes' hefty size - they average about three feet tall and weigh 15 to 20 pounds - makes their roughneck gestures most impressive.</w:t>
         <w:br/>
-        <w:t xml:space="preserve"> Simons is probably the most influential men's-wear designer of the last decade. ''He did everything before anyone else, and everybody has copied him,'' Marie-Amelie Sauve, the stylist for Balenciaga, said. Although Simons is virtually unknown outside the small world of European men's fashion (he shows in Paris), his effect on the way young men dress cannot be overstated. Only with training, genius, intoxicating amounts of culture and possibly a discreet drug habit have a handful of designers been able to change the shape of clothes. Simons, without any of these advantages, has done it three times. The first time was in the mid-1990's, at the beginning of his career, when he came out with suits that were cut unusually small in the shoulders. The skinny black suit was not a new idea; it had been in existence since the late 50's, pleasing playboys and punks until Helmut Lang picked it up. But by putting his suits on sapling-thin Belgian boys who were not agency models, Simons introduced the idea that a young man's physical size was not at variance with his sense of isolation, a feeling that would have been ordinary to anyone who had grown up in Antwerp -- or Rotterdam or Manchester -- in isolated apartment towers built since the war, and who had spent a lot of time listening to bands like Joy Division and Kraftwerk, whose 22-minute song, ''Autobahn,'' managed to convey the monotony of riding on the German superhighway. If Gucci's caftans and Jean Paul Gaultier's cowboy chaps didn't represent the same emotional trip to this generation, Simons's minimalist suits did. They became the dominant silhouette of the late 90's. I once asked him what made him think of that shape. As usual, he had a straightforward explanation. ''It was just because we were so small,'' he said.</w:t>
+        <w:t>One of the two chief puppeteers at Toone, Michel Lantin, said he must regularly repair the marionettes, especially following a battle play. In ''Le Mystere de la Passion de Notre Seigneur Jesus-Christ'' by Michel de Ghelderode, Judas tends to be the marionette who most often has his head knocked off. (In de Ghelderode's plays, a typically French combination of anticlericalism and high spirituality is expressed in a rollicking and iconoclastic style.) Mr. Lantin and some of the other Toone puppeteers have learned the traditional repair methods and teach them to new employees.</w:t>
         <w:br/>
-        <w:t xml:space="preserve"> The second time was in 2001, with two collections that played host to the layered, hooded, sinister image of the urban guerrilla. Although these shows were later seen as eerily anticipating the reality of 9/11, and were meant, according to Peter De Potter, a writer who collaborates with Simons, to express more mundane concerns like a fear of globalization, their chief effect was to start the trend for oversize layers. The third time was last January, when Simons brought out wide, high-waisted trousers with Eisenhower jackets. He felt that the basic element of men's design, proportion, had become secondary to postmodern abstractions. ''I was so fed up with how all these people were tweaking the silhouette,'' he said. ''Very few were working on shape. It was all about two pleats, then three, then six. And in the end you get 250,000 pleats. And embroidery. I thought, No, we have to strip it off.'' Simons also looked at the influence of skateboarding as early as 1996 in a charming video presentation called ''16, 17, How to Talk to Your Teen,'' and at more pessimistic currents, like Gabba, a working-class youth culture confined to the Netherlands that led him, in 2000, to produce ''Isolated Heroes,'' a book of portraits with the photographer David Sims. Whereas most designers build their collections around a theme -- say, Capri in the 60's -- Simons has built his entire career around the ideas and attitudes of a generation of men. His 22 shows and video presentations, and his photographic and curatorial projects, like ''The Fourth Sex,'' a 2003 exhibition in Florence, are a catalog of youth's extremes, seen through the single window of Antwerp and told in a quiet voice that lets us know, This is how it actually is.</w:t>
+        <w:t>Six puppeteers are required for each performance. They are grouped three on each side of the small stage, one behind each plane of scenery. The broad hand-painted scenery-boards transplant the great classics by depicting such familiar Brussels sites as the Botanique (formerly a greenhouse, now a cultural center) or the fish market at Place Ste. Catherine.</w:t>
         <w:br/>
-        <w:t xml:space="preserve"> Not everybody has been paying attention. In May, when Prada announced it had hired Simons to succeed Jil Sander at her label, many editors and retailers drew a blank. Jay Fielden, the editor of the new Men's Vogue, told me that until he saw Simons in the front row at the Sander men's show in June, he didn't know what the 37-year-old designer looked like. Simons's anonymity in a world he influences can be explained by the fact that the men's business doesn't produce stars the way the women's side does. But even if this were not so, even if he did not live in Antwerp -- where, as the designer Walter Van Beirendonck said, ''you present yourself mainly through your work and a little bit outside the fashion world'' -- even then, he would discourage interest. He possesses none of those small deceptive tricks of personality that the fashion world relies on and are commonly called guile. He is, almost ideally, a blank -- a person without surface in a superficial world. In 10 years, he has agreed only once to pose for a portrait (he thought portraits were just downright embarrassing). In a sense, the person who represents Raf Simons, and whose face appears on the cover of his recent retrospective catalog, is not Simons but a much-tattooed, 28-year-old model named Robbie Snelders, who functions as his alter ego and also runs his office.</w:t>
+        <w:t>The puppeteers pass the wooden heroes back and forth to each other across the stage, holding them from above by metal rods, and rarely have to look for cues from Jose Geal, the current Toone, as he speaks for all of the characters. Through rigorous rehearsals (some of which are open to the public, by appointment) and by following the inflections of Toone's voice, the puppeteers move the characters appropriately, sometimes improvising little gestures and always ready to follow the spoken improvisations of Mr. Geal, Toone himself.</w:t>
         <w:br/>
-        <w:t xml:space="preserve"> Simons is a fashion mystery, and maybe the most mysterious thing about him is that he just shows up. A few years ago, hearing that he was to give a show at a club in Lower Manhattan, Julie Gilhart, the fashion director of Barneys New York, decided that she would go and introduce herself. But after searching the crowded club for an hour, she left. ''All I could see were men in hoods,'' she said. Then last March, Gilhart was in Paris, waiting to take her seat at the Alexander McQueen show. ''Somebody was being interviewed by a TV crew, so I was just standing there, kind of lost in my thoughts,'' she said. ''I felt this tap on my arm, and my first thought was, Oh, please don't let it be a designer with a collection he wants to show me. It was really late. I turned around, and there was this good-looking guy in a trench coat. He said, 'Are you Julie Gilhart?' I said, 'Yes.' And he said, 'I'm Raf.'''</w:t>
+        <w:t>The puppeteers' own arms, shoulders and even heads are often visible, but very quickly the spectators learn to block out this apparent intrusion. They are seen by the audience, but not noticed.</w:t>
         <w:br/>
-        <w:t xml:space="preserve"> Although a Simons show can look intimidatingly cool, he himself is warm, gentle, forthright. With people he likes, he can quickly establish an intimacy that confuses both sexes. An American writer I know in Paris, a married man, insisted that Simons was gay on the basis of a firm hug that Simons had once given him after a show, while a woman who has known him many years said with an assured smile, when I returned from Antwerp in May, ''He's complicated, isn't he?'' I don't know. A guy who will go to the beach with only a bag of Doritos and a bottle of Coke can't be that complicated. While we were on the terrace, Simons got a call from Marc Foxx, a Los Angeles gallery owner, informing him that he had lost out on a Brian Calvin painting that he wanted. Simons has been collecting contemporary art for years and has works by, among others, Katy Grannan and Evan Holloway. But I also recall that he had a half-dozen boxes of Marlboro Lights stuffed in the door pockets of his car, all of them empty.</w:t>
+        <w:t>Before and after performances, at intermission, and during scenery changes, lively recorded barrel-organ music is played. In some of the plays, live and recorded music is used to underline the dramatic action. However, in Erik Satie's opera for marionettes, ''Genevieve de Brabant,'' also performed by Toone at the Paris Opera in 1979, a male and a female singer stand in front of the stage and sing the roles mimed by the marionettes. In all the plays, raucous sound effects enliven the milder dialogues and the most bellicose brawls. The Toone dynasty was begun in the early 19th century by Antoine Genty in Les Marolles, the working-class quarter centered around Rue Haute, back down the hill on which now stands the Palace of Justice. Antoine was called Antoon or Toone in Brussels dialect.</w:t>
         <w:br/>
-        <w:t xml:space="preserve"> Simons is extremely sensitive -- you can make him cry -- and extremely masculine. When I saw him a month later, in Vienna, where he was finishing a five-year stint as visiting fashion professor at the University of Applied Arts, he said that, with people with whom he is close: ''I really like that it becomes very romantic. Not only in a relationship but also in the friendships.''</w:t>
+        <w:t>In 1963, Pierre Welleman, the sixth Toone - the Toone dynasty has almost never been passed on within a family - closed his theater in Les Marolles, the last in that neighborhood. Toone and the other marionette theaters that flourished in Les Marolles often had strong competition: first dance halls and cabarets, then cinema and, more recently, television, summer homes, trailer travel and soccer.</w:t>
         <w:br/>
-        <w:t xml:space="preserve"> He went on: ''People who don't know me look at my world as something very hard-core, and I don't feel it that way. It's not what attracts me. We go to the sea, five or six of us, and we're all in pajamas with candles around and watching movies. O.K., maybe we're watching a good movie, but we also watch trash movies. We've never really been that kind of group that goes to the scenes where all the cool people hang out.''</w:t>
+        <w:t>Alphonse Welleman, retired chief puppeteer, says that the early performances motivated many of the illiterate Marolles inhabitants to learn to read. The first two Toones were illiterate themselves, and learned their plays, taken from 19th-century novels, by oral tradition.</w:t>
         <w:br/>
-        <w:t xml:space="preserve"> The Belgian designer Veronique Branquinho, who was Simons's girlfriend between 1995 and 2000, agreed: ''In a way, he's very much a family man. He likes to be at home. He's very cozy about his family.''</w:t>
+        <w:t>In the early days, it was considered normal for the audience to yell out at the villains and pelt them with vegetables and apple cores. Mr. Geal, the seventh Tone, remembers, from his own childhood, attending performances given by his predecessor, who would reprimand the most rambunctious spectators from a little window cut in the stage. Mr. Geal has cut out his own round window next to the proscenium. From this aperture he grimaces to indicate ironically his own opinions of the plots. Modern audiences - students, bourgeois, intellectuals and folks of a certain age who remember the Toone theater from its Marolles days - are too well-behaved to require reproof.</w:t>
         <w:br/>
-        <w:t xml:space="preserve"> Branquinho first met Simons as she was riding her bike past a cafe in Antwerp where Simons was sitting with Olivier Rizzo, a stylist who, like De Potter, had gone to the Royal Academy of Fine Arts, which had produced the Antwerp Six, a seminal group of designers that includes Dries Van Noten. Simons, who comes from a rural town near the Dutch and German borders and is the only child of a career soldier and a housecleaner, had studied industrial design at a university in Genk. Like a lot of Belgian teenagers in the 80's, he watched ''Top Pop,'' a weekly Dutch television show that featured stars like David Bowie and Blondie, and he went through a goth phase, a problem at his Catholic school. ''It was very hard-core,'' he said. ''Priests, priests, priests. If one or two of your friends dressed differently, which of course in the 80's was black, you couldn't stand together on the playing field.'' (Significantly, a number of Simons's collections have alluded to school uniforms and priests, and the casting of many of the same models reflects an early obsession with repetition.) But his childhood was unrebellious, even wholesome, and it wasn't until the late 80's -- when he started going more to Antwerp and did an internship with Van Beirendonck and met Rizzo -- that he thought about becoming a designer. </w:t>
+        <w:t>The best-known of the Toone marionettes is the adolescent Woltje. (In the Brussels dialect, Woltje means little Walloon.) He is a ketje, a kid, an urchin, often described as being as ''tall like seven apples,'' that is, shorter than the average Toone marionette. He is instantly recognizable in his black-and-white checkered knickers-suit, and in almost every production, Woltje has a star part. Mr. Geal feels a special rapport with Woltje:</w:t>
         <w:br/>
-        <w:t xml:space="preserve"> De Potter says that Simons was intimidated by the Antwerp academy crowd: ''He was scared to death of us.'' Simons says he was especially unnerved by Branquinho, whom he used to see around Antwerp but never spoke to until that day she rode past the cafe. ''Veronique was one of those girls that I was just, you know, always attracted to but was very far away, and it was unreachable,'' he told me. He asked Branquinho if she would be in an eight-millimeter movie he was making of his second collection, with just some friends hanging out in a house and Rizzo holding a cheap light; and it was on that night that Simons and Branquinho began their relationship, sharing a bed with Rizzo and another boy, because it was too late to drive back home.</w:t>
+        <w:t>''In all of the marionette theaters of popular tradition, there is a character, like Guignol (in Lyons), for example, or like Punch, who is to an extent the porte-parole, or spokesman, of the player. Woltje is the marionette through whom I can express myself most directly. Woltje is a born improviser.''</w:t>
         <w:br/>
-        <w:t xml:space="preserve"> ''He was a very serious guy compared to me,'' Branquinho said. ''I was a girl who was going off a lot -- rock 'n' roll, a wild life. This was not his world. He was very intrigued by it, so he surrounded himself always with people who were connected to it. But it was never his world.'' Yet it's remarkable, as she points out, that Simons not only was able to connect with someone like Robbie Snelders but also could see merits that maybe weren't evident in 1997, when Snelders, then 20, a scruffy kid in ripped army pants, a follower of the Sisters of Mercy, was recruited one day to be in a show. Today, Simons says that Snelders is one of the most important people in his company. ''He knows how important it is to have a couple of people around me -- 'family' is not the right word -- who are very intimate,'' Simons said. ''At a certain point he said to me, 'I know you don't ask me, but as long as you want to work with me, I will be with you.'''</w:t>
+        <w:t>Mr. Geal and Woltje share a trademark: their checkered caps. ''Toone VI often wore a beret or a cap,'' Mr. Geal said,''and I had noticed in an old painting that Toone IV had also worn a checkered cap. Suddenly I had the idea of wearing such a cap also, so I bought that of Toone VI from him. I wanted to keep it always as a symbol.</w:t>
         <w:br/>
-        <w:t xml:space="preserve"> Simons can be very persistent, even ''possessive,'' according to Linda Loppa, the head of the fashion department at the academy, who was a mentor to Simons. ''He wants to know everything from the people around him.'' Branquinho said: ''He's very demanding. It's all about love as everything or nothing.'' Yet the flip side to this devouring nature, Rizzo suggests, is a responsiveness to things that creates intense loyalties. Rizzo recalls the day he graduated, in 1993, from the academy: ''I had just done my final show, Gaultier was in the jury and afterward Raf came backstage. He was crying. I was kind of comforting him. Raf is a very emotional person. He gets touched really deeply by things. He said to me: 'What you did was really amazing. So fantastic, and I want to be part of this world.' And I said, 'You will be part of this world.''' But, as Rizzo says, Simons's hammering actually betrays a virtue: ''What you felt from Raf was that he was a very social guy but wasn't someone who got very close to a lot of people, and when he really liked someone he wanted to go to the bottom of it. He has a general interest in people. In that sense he was very into knowing everything.''</w:t>
+        <w:t>''This kind of popular marionette represents a tool that has, in fact, been created and technically perfected by generations of marionettists,'' Mr. Geal said. ''It is, at the same time, a tool and an object of art.''</w:t>
         <w:br/>
-        <w:t xml:space="preserve"> Simons doesn't present his first collections for Jil Sander until early next year. But while the chance to do both men's and women's clothes is exciting and will bring him some long-overdue recognition as well as financial security after years of running his own company rather close to the bone (often with as few as three people), it will not change his basic values and ideas. I once asked him if it bothered him that he wasn't better known. He answered: ''I have done what I believed in. So what is recognition? For me, recognition is about people you have a relation with. Somewhere, in some city in America, someone is wearing my clothes, and I'm happy with that.'' Simons, who has a three-year contract with Sander, is also approaching the job -- and his relationship with Prada's chief executive, Patrizio Bertelli -- with the attitude of someone who has nothing to lose; unlike Sander and Helmut Lang, he has not sold his name. ''People are not going to judge my work and my label and me as a person if it's not going to work out,'' he said. ''And that makes it more convincing for me to go for it.'' But it's pointless to speculate about whether he'll get along with Bertelli, who manages, it seems, to tick off everybody, including his wife, the designer Miuccia Prada; once, in a product meeting with her, he reportedly said that he would urinate on her handbags. Simons says that his own dealings with Bertelli have been cordial, but he observed: ''I think if he would listen </w:t>
+        <w:t>In the cafe, authentic Toone marionettes may be purchased at prices ranging from about $300 to $365. Woltje can be bought only in a doll-size version for $10.</w:t>
         <w:br/>
-        <w:t xml:space="preserve"> a little bit more, or a little longer, it would be a good difference for him and the people who work with him. I can't complain, because when I was there he really took his time. But I feel it more with the other people in the room. Those people are all there to help him.''</w:t>
+        <w:t>A good selection of Belgian and imported beers are available at tavern prices. Also served are soft drinks, hot drinks and such snacks as croque-monsieur and a typical kind of Brussels sandwich spread with white cheese called plattekeis (flat cheese - it is like a mild sour cream) and dotted with sliced red radishes and whole little onions. The cafe is open every day from noon to at least midnight. Performances end no later than 10:45 P.M.</w:t>
         <w:br/>
-        <w:t xml:space="preserve"> Snelders, though, worries for Simons. He worries that the things that have so far been unimportant to Simons will find a way of entering his small, protective world -- maybe change it altogether. ''It sounds scary, but he needs to be left alone,'' Snelders told me. ''He spends way too much time on the phone doing interviews, daft stuff. The phone is constantly ringing, like, for nothing. He needs a new mobile phone.''</w:t>
+        <w:t>During intermission the Toone museum can be visited. At other times, the museum and the library, both on the second floor, may be visited by appointment.</w:t>
         <w:br/>
-        <w:t xml:space="preserve"> The central question about Simons, and the one that has gone unanswered, is: How did he do it? How was someone without training or signs of genius able to project such a remarkably accurate portrait of urban youth? And not only that, but how was he able to give the idea by his choice of music and use of large public spaces that youth was also a monumental event?</w:t>
+        <w:t>The library and museum occupy opposite ends of a large L-shaped space. In two antique glass-fronted bookcases are several hundred books and periodicals that are, in fact, Mr. Geal's personal marionette library. Notebooks of handwritten stage notations dating from as far back as the third Toone are also stored there.</w:t>
         <w:br/>
-        <w:t xml:space="preserve"> Simons was 25 when he settled in Antwerp, too old to get lost in the club scene that had influenced many of his contemporaries. Surrounding himself with people like Snelders certainly helped. (In that sense, Simons, for all his calculated distancing from the fashion world, is a seductive personality -- and he knows it.) But this doesn't explain everything. Although a number of writers have ascribed Simons's powers to intellect, he actually embodies a different quality. He looks at everything very simply and directly. This was the quality that Lionel Trilling identified in George Orwell, and that he celebrated in his introduction to Orwell's ''Homage to Catalonia.'' Trilling argued that Orwell was able to see the Spanish Civil War for what it was by virtue of not being a genius. ''We admire geniuses, we love them, but they discourage us,'' he wrote. ''They are great concentrations of intellect and emotion, we feel that they have soaked up all the available power, monopolizing it and leaving none for us. We feel that if we cannot be as they, we can be nothing.'' In fashion, Karl Lagerfeld and John Galliano are geniuses, but they don't communicate the sense, as Simons does, that we can understand our world just by looking at it. We feel we have to be as smart and cool as they are. Simons, the coolest of designers, tells us differently.</w:t>
+        <w:t>In the museum are about 30 Woltjes in all of his repertory permutations, including a Woltje-Cyrano de Bergerac. Some other porte-parole marionettes, close cousins of Woltje, are also displayed there: Tchantches of Liege, Pierke of Ghent, Jacques of Roubaix and Lafleur of Amiens. A corner of the museum is inhabited by some very-senior marionette-citizens from the 19th century. Next to an old mechanical piano covered with carved mirrors leans the 10-foot-tall version of Woltje. He is part of the Belgian tradition of folkloric giants that are paraded in regional festivals.</w:t>
         <w:br/>
-        <w:t xml:space="preserve"> When I saw Simons in Vienna, I mentioned that I had seen his shows described as many things -- dark, aggressive -- but never romantic. Though a romantic is surely what he is. For a moment there was a look of surprise in his pale blue eyes, and then he said: ''Because very few people go into the heart of things. They look at the surface, but I hunger for an ideal world always. Before I came to the city, I had also had the feeling that I grew up in an ideal world. My mom and my dad, what they have together is amazing. Then there's my village, with the grass fields and the woods and the animals.'' This has been the perspective all along, from the eight-millimeter movie through to the recent collections -- of someone looking at contemporary life from the vantage of his own humble background and wanting to make it not merely right but better. Not many designers would have the instinct to call a collection History of the World, as Simons did in July 2004, and have the models descend on a pair of huge escalators or print on their invitation the names of people and things that had changed the modern world, as if to suggest that fashion -- or any one of us -- could do the same. How many people would make such a moral claim in a cynical age?</w:t>
+        <w:t>Jean Cocteau said: ''There are too many souls of wood not to love those wooden characters who do indeed have a soul.'' The Toone marionettes are both beloved and believed, since they speak to us straight from their warm wooden hearts.</w:t>
         <w:br/>
-        <w:t xml:space="preserve"> This summer, as I stood with Michael Roberts, the fashion editor of The New Yorker, outside Galliano's men's show, he recalled a collection that Simons had presented in 1998, on a series of concrete overpasses that were reflected, like the surrounding Paris neighborhood, in a huge futuristic silver ball. The show opened with ''Space Oddity,'' by David Bowie, and at first, Roberts said, the audience didn't know where to direct its attention. ''We were all sitting there, waiting and wondering, Where are the models going to come from?'' he said. ''I'm looking through the haze of this warm summer evening, and then, in the distance, about three overpasses away, I see this line of boys in black suits walking along, like union workers, one after the other. It dawned on me that this was the show. Then they disappeared and came along the nearer overpass. It was just unbelievable. So eerie and so beautiful.''</w:t>
+        <w:t xml:space="preserve"> </w:t>
         <w:br/>
-        <w:t xml:space="preserve"> I said that in looking back at all of Simons's shows, it seemed to me that they didn't date. The clothes from the 90's still looked relevant today. Roberts agreed. I wondered how that was possible.</w:t>
+        <w:t>IF YOU GO</w:t>
         <w:br/>
-        <w:t xml:space="preserve"> ''I don't know,'' he said. He thought for a moment as we watched people file into the Galliano show, which would feature a New Orleans-style band and many orange-robed Hare Krishnas. Finally, Roberts said, nodding, ''Because he was right, and we were all looking away.''</w:t>
+        <w:t xml:space="preserve"> </w:t>
         <w:br/>
+        <w:t>The Toone Marionette Theater is at 21 Petite Rue des Bouchers (Impasse Schuddevelde). Performances are given every evening at 8:30 except Sunday and Monday and at 4 P.M. on Saturdays. Admission is about $7.50.</w:t>
         <w:br/>
+        <w:t>For tickets, call 511.71.37 between noon and midnight, or reserve in person at the theater cafe. Reservations are not always necessary.</w:t>
         <w:br/>
-        <w:t>http://www.nytimes.com</w:t>
+        <w:t>For information about public rehearsals and visits to the museum and library, call the Toone Secretariat at 217.04.64 or 217.27.53.      - A. S. D.</w:t>
         <w:br/>
         <w:br/>
         <w:t>Graphic</w:t>
@@ -107,75 +109,7 @@
         <w:br/>
         <w:t xml:space="preserve"> </w:t>
         <w:br/>
-        <w:t>Photos: Fondazione pitti Discovery and Charta (3)</w:t>
-        <w:br/>
-        <w:t>DON ASHBY</w:t>
-        <w:br/>
-        <w:t>Fondazione pitti Discovery and Charta</w:t>
-        <w:br/>
-        <w:t>DON ASHBY. OPPOSITE, top: toni meneguzzo. opposite, bottom FROM LEFT: RAF SIMONS</w:t>
-        <w:br/>
-        <w:t>DON ASHBY</w:t>
-        <w:br/>
-        <w:t>Fondazione pitti Discovery and Charta</w:t>
-        <w:br/>
-        <w:t>DON ASHBY</w:t>
-        <w:br/>
-        <w:t>Fondazione pitti Discovery and Charta</w:t>
-        <w:br/>
-        <w:t>DON AHBY. Simons redux From left, a video still from Raf Simons's second presentation</w:t>
-        <w:br/>
-        <w:t>the Black Palms collection, for spring 1998</w:t>
-        <w:br/>
-        <w:t>a Kraftwerk-inspired passage, for fall 1998</w:t>
-        <w:br/>
-        <w:t>a new physique</w:t>
-        <w:br/>
-        <w:t>the scene in Paris in 1998</w:t>
-        <w:br/>
-        <w:t>characteristic sobriety, for fall 1999. From left, moody minimalism, for spring 2000</w:t>
-        <w:br/>
-        <w:t>a small-shouldered fall 2000 jacket</w:t>
-        <w:br/>
-        <w:t>from the book ''Isolated Heroes,'' a collaboration with David Sims</w:t>
-        <w:br/>
-        <w:t>a hooded sweatshirt, for fall 2001</w:t>
-        <w:br/>
-        <w:t>Simons's contribution to an exhibition of billboards in Antwerp</w:t>
-        <w:br/>
-        <w:t>the urban guerrillas of spring 2002. From left, a poster for fall 2002</w:t>
-        <w:br/>
-        <w:t>a poncho and layers from that collection</w:t>
-        <w:br/>
-        <w:t>the show for spring 2003 ended on a platform of cans</w:t>
-        <w:br/>
-        <w:t>the catalog for the ''Fourth Sex'' curatorial project</w:t>
-        <w:br/>
-        <w:t>inside the project</w:t>
-        <w:br/>
-        <w:t>spring 2004</w:t>
-        <w:br/>
-        <w:t>a collaboration with Peter Saville</w:t>
-        <w:br/>
-        <w:t>the ''Guided by Heroes''exhibition. From left, the stage for the History of the World collection, for spring 2005</w:t>
-        <w:br/>
-        <w:t>a detail from that show</w:t>
-        <w:br/>
-        <w:t>fall 2005's high-waisted trousers</w:t>
-        <w:br/>
-        <w:t>a print from the All Shadows and Deliverance collection, featuring Robbie Snelders</w:t>
-        <w:br/>
-        <w:t>the 10-year retrospective</w:t>
-        <w:br/>
-        <w:t>the future, spring 2006.198Barely there: a glimpse of Raf Simons's home in central Antwerp. Effective punctuation: Jim Lambie's art fills in the blanks in this stark setting. (Tony Cenicola</w:t>
-        <w:br/>
-        <w:t>Don Ashby (2)</w:t>
-        <w:br/>
-        <w:t>Fondazione Pitti Discovery and Charta</w:t>
-        <w:br/>
-        <w:t>RAF SIMONS</w:t>
-        <w:br/>
-        <w:t xml:space="preserve"> Toni Meneguzzo. OPPOSITE, bottom FROM LEFT: Fondazione pitti Discovery and Charta)</w:t>
+        <w:t>Photo of Toone Marionette Theater puppeteers (Jiri Jiru); photo of audience; photo of Jose Geal, voice of puppets; photo of puppet being repaired after battled scene (Jiri Jiru) (page 31)</w:t>
       </w:r>
     </w:p>
     <w:sectPr>
